--- a/labs/lab-10/executive-brief.docx
+++ b/labs/lab-10/executive-brief.docx
@@ -12,7 +12,7 @@
     </w:p>
     <w:p>
       <w:r>
-        <w:t>Lab 10: Board scorecard and decision</w:t>
+        <w:t>Lab 10: Lead the transformation decision</w:t>
       </w:r>
     </w:p>
     <w:p>
@@ -38,22 +38,22 @@
         <w:pStyle w:val="Heading2"/>
       </w:pPr>
       <w:r>
-        <w:t>NS-46: Quality scorecard</w:t>
+        <w:t>NS-46: Prioritize use cases</w:t>
       </w:r>
     </w:p>
     <w:p>
       <w:r>
-        <w:t>Business input: Sample outputs and evidence checks</w:t>
+        <w:t>Business input: Five candidate Copilot opportunities</w:t>
       </w:r>
     </w:p>
     <w:p>
       <w:r>
-        <w:t>Required output: Quality trend chart</w:t>
+        <w:t>Required output: Opportunity portfolio</w:t>
       </w:r>
     </w:p>
     <w:p>
       <w:r>
-        <w:t>Review gate: Any critical safety failure blocks scale</w:t>
+        <w:t>Review gate: Reject ownerless opportunity</w:t>
       </w:r>
     </w:p>
     <w:p>
@@ -61,22 +61,22 @@
         <w:pStyle w:val="Heading2"/>
       </w:pPr>
       <w:r>
-        <w:t>NS-47: Customer outcome</w:t>
+        <w:t>NS-47: Design ninety days</w:t>
       </w:r>
     </w:p>
     <w:p>
       <w:r>
-        <w:t>Business input: Service response and satisfaction data</w:t>
+        <w:t>Business input: Pilot observations and manager capacity</w:t>
       </w:r>
     </w:p>
     <w:p>
       <w:r>
-        <w:t>Required output: Customer-impact summary</w:t>
+        <w:t>Required output: Ninety-day roadmap</w:t>
       </w:r>
     </w:p>
     <w:p>
       <w:r>
-        <w:t>Review gate: Control for work mix and seasonality</w:t>
+        <w:t>Review gate: Each wave has owner and gate</w:t>
       </w:r>
     </w:p>
     <w:p>
@@ -84,22 +84,22 @@
         <w:pStyle w:val="Heading2"/>
       </w:pPr>
       <w:r>
-        <w:t>NS-48: Board reporting</w:t>
+        <w:t>NS-48: Tell the board</w:t>
       </w:r>
     </w:p>
     <w:p>
       <w:r>
-        <w:t>Business input: Adoption, value, quality and risk metrics</w:t>
+        <w:t>Business input: Verified pilot outcome and open risks</w:t>
       </w:r>
     </w:p>
     <w:p>
       <w:r>
-        <w:t>Required output: One-page board scorecard</w:t>
+        <w:t>Required output: Board scorecard</w:t>
       </w:r>
     </w:p>
     <w:p>
       <w:r>
-        <w:t>Review gate: Every number has source and date</w:t>
+        <w:t>Review gate: Every claim has source and date</w:t>
       </w:r>
     </w:p>
     <w:p>
@@ -107,22 +107,22 @@
         <w:pStyle w:val="Heading2"/>
       </w:pPr>
       <w:r>
-        <w:t>NS-49: Next-quarter roadmap</w:t>
+        <w:t>NS-49: Challenge the case</w:t>
       </w:r>
     </w:p>
     <w:p>
       <w:r>
-        <w:t>Business input: Pilot findings and capacity limits</w:t>
+        <w:t>Business input: A confident recommendation and downside scenario</w:t>
       </w:r>
     </w:p>
     <w:p>
       <w:r>
-        <w:t>Required output: 90-day roadmap with gates</w:t>
+        <w:t>Required output: Decision challenge log</w:t>
       </w:r>
     </w:p>
     <w:p>
       <w:r>
-        <w:t>Review gate: Each wave has owner and stop rule</w:t>
+        <w:t>Review gate: Executive answers strongest objection</w:t>
       </w:r>
     </w:p>
     <w:p>
@@ -130,22 +130,22 @@
         <w:pStyle w:val="Heading2"/>
       </w:pPr>
       <w:r>
-        <w:t>NS-50: Executive decision rehearsal</w:t>
+        <w:t>NS-50: Make the call</w:t>
       </w:r>
     </w:p>
     <w:p>
       <w:r>
-        <w:t>Business input: Board challenge questions</w:t>
+        <w:t>Business input: Portfolio, roadmap and scorecard</w:t>
       </w:r>
     </w:p>
     <w:p>
       <w:r>
-        <w:t>Required output: Final go, hold or stop record</w:t>
+        <w:t>Required output: Signed transformation decision</w:t>
       </w:r>
     </w:p>
     <w:p>
       <w:r>
-        <w:t>Review gate: Executive states assumptions and dissent</w:t>
+        <w:t>Review gate: Owner names next review date</w:t>
       </w:r>
     </w:p>
     <w:sectPr>
